--- a/pr-preview/pr-212/chapters/intro-tracked-changes.docx
+++ b/pr-preview/pr-212/chapters/intro-tracked-changes.docx
@@ -16,7 +16,7 @@
       </w:pPr>
       <w:del w:id="1" w:author="PR Preview" w:date="2026-01-01T00:00:00Z">
         <w:r>
-          <w:delText xml:space="preserve">Last modified: 2026-10-15 22:06:09 (PDT)</w:delText>
+          <w:delText xml:space="preserve">Last modified: 2026-10-15 22:11:04 (PDT)</w:delText>
         </w:r>
       </w:del>
     </w:p>
@@ -26,7 +26,7 @@
       </w:pPr>
       <w:ins w:id="2" w:author="PR Preview" w:date="2026-01-01T00:00:00Z">
         <w:r>
-          <w:t xml:space="preserve">Last modified: 2026-10-15 22:08:24 (PDT)</w:t>
+          <w:t xml:space="preserve">Last modified: 2026-10-15 23:16:48 (PDT)</w:t>
         </w:r>
       </w:ins>
     </w:p>
@@ -209,61 +209,21 @@
       <w:pPr>
         <w:pStyle w:val="FirstParagraph"/>
       </w:pPr>
-      <w:del w:id="3" w:author="PR Preview" w:date="2026-01-01T00:00:00Z">
-        <w:r>
-          <w:delText xml:space="preserve">Most chapters give rules for every kind of technical writing,</w:delText>
-        </w:r>
-      </w:del>
-      <w:del w:id="4" w:author="PR Preview" w:date="2026-01-01T00:00:00Z">
-        <w:r>
-          <w:delText xml:space="preserve"> </w:delText>
-        </w:r>
-      </w:del>
-      <w:del w:id="5" w:author="PR Preview" w:date="2026-01-01T00:00:00Z">
-        <w:r>
-          <w:delText xml:space="preserve">such as a paper or a set of lecture notes.</w:delText>
-        </w:r>
-      </w:del>
-      <w:del w:id="6" w:author="PR Preview" w:date="2026-01-01T00:00:00Z">
-        <w:r>
-          <w:delText xml:space="preserve"> </w:delText>
-        </w:r>
-      </w:del>
-      <w:del w:id="7" w:author="PR Preview" w:date="2026-01-01T00:00:00Z">
-        <w:r>
-          <w:delText xml:space="preserve">Three chapters cover one kind of document:</w:delText>
-        </w:r>
-      </w:del>
-    </w:p>
-    <w:p>
-      <w:pPr>
-        <w:pStyle w:val="FirstParagraph"/>
-      </w:pPr>
-      <w:ins w:id="8" w:author="PR Preview" w:date="2026-01-01T00:00:00Z">
-        <w:r>
-          <w:t xml:space="preserve">Most chapters give rules for every kind of technical writing,</w:t>
-        </w:r>
-      </w:ins>
-      <w:ins w:id="9" w:author="PR Preview" w:date="2026-01-01T00:00:00Z">
-        <w:r>
-          <w:t xml:space="preserve"> </w:t>
-        </w:r>
-      </w:ins>
-      <w:ins w:id="10" w:author="PR Preview" w:date="2026-01-01T00:00:00Z">
-        <w:r>
-          <w:t xml:space="preserve">such as a paper or a set of lecture notes.</w:t>
-        </w:r>
-      </w:ins>
-      <w:ins w:id="11" w:author="PR Preview" w:date="2026-01-01T00:00:00Z">
-        <w:r>
-          <w:t xml:space="preserve"> </w:t>
-        </w:r>
-      </w:ins>
-      <w:ins w:id="12" w:author="PR Preview" w:date="2026-01-01T00:00:00Z">
-        <w:r>
-          <w:t xml:space="preserve">Four chapters cover one kind of document:</w:t>
-        </w:r>
-      </w:ins>
+      <w:r>
+        <w:t xml:space="preserve">Most chapters give rules for every kind of technical writing,</w:t>
+      </w:r>
+      <w:r>
+        <w:t xml:space="preserve"> </w:t>
+      </w:r>
+      <w:r>
+        <w:t xml:space="preserve">such as a paper or a set of lecture notes.</w:t>
+      </w:r>
+      <w:r>
+        <w:t xml:space="preserve"> </w:t>
+      </w:r>
+      <w:r>
+        <w:t xml:space="preserve">Four chapters cover one kind of document:</w:t>
+      </w:r>
     </w:p>
     <w:p>
       <w:pPr>
@@ -337,25 +297,19 @@
         </w:numPr>
       </w:pPr>
       <w:hyperlink r:id="rId15">
-        <w:ins w:id="13" w:author="PR Preview" w:date="2026-01-01T00:00:00Z">
-          <w:r>
-            <w:rPr>
-              <w:rStyle w:val="Hyperlink"/>
-            </w:rPr>
-            <w:t xml:space="preserve">Writing for code review and software</w:t>
-          </w:r>
-        </w:ins>
+        <w:r>
+          <w:rPr>
+            <w:rStyle w:val="Hyperlink"/>
+          </w:rPr>
+          <w:t xml:space="preserve">Writing for code review and software</w:t>
+        </w:r>
       </w:hyperlink>
-      <w:ins w:id="14" w:author="PR Preview" w:date="2026-01-01T00:00:00Z">
-        <w:r>
-          <w:t xml:space="preserve"> </w:t>
-        </w:r>
-      </w:ins>
-      <w:ins w:id="15" w:author="PR Preview" w:date="2026-01-01T00:00:00Z">
-        <w:r>
-          <w:t xml:space="preserve">covers pull requests, issues, commit messages, READMEs, code comments, and release notes.</w:t>
-        </w:r>
-      </w:ins>
+      <w:r>
+        <w:t xml:space="preserve"> </w:t>
+      </w:r>
+      <w:r>
+        <w:t xml:space="preserve">covers pull requests, issues, commit messages, READMEs, code comments, and release notes.</w:t>
+      </w:r>
     </w:p>
     <w:bookmarkEnd w:id="16"/>
     <w:bookmarkStart w:id="18" w:name="who-the-book-is-for"/>
@@ -492,21 +446,9 @@
       <w:pPr>
         <w:pStyle w:val="FirstParagraph"/>
       </w:pPr>
-      <w:del w:id="16" w:author="PR Preview" w:date="2026-01-01T00:00:00Z">
-        <w:r>
-          <w:delText xml:space="preserve">The chapters fall into four groups:</w:delText>
-        </w:r>
-      </w:del>
-    </w:p>
-    <w:p>
-      <w:pPr>
-        <w:pStyle w:val="FirstParagraph"/>
-      </w:pPr>
-      <w:ins w:id="17" w:author="PR Preview" w:date="2026-01-01T00:00:00Z">
-        <w:r>
-          <w:t xml:space="preserve">The chapters fall into five groups:</w:t>
-        </w:r>
-      </w:ins>
+      <w:r>
+        <w:t xml:space="preserve">The chapters fall into five groups:</w:t>
+      </w:r>
     </w:p>
     <w:p>
       <w:pPr>
@@ -751,11 +693,9 @@
           <w:numId w:val="1002"/>
         </w:numPr>
       </w:pPr>
-      <w:ins w:id="18" w:author="PR Preview" w:date="2026-01-01T00:00:00Z">
-        <w:r>
-          <w:t xml:space="preserve">Software:</w:t>
-        </w:r>
-      </w:ins>
+      <w:r>
+        <w:t xml:space="preserve">Software:</w:t>
+      </w:r>
     </w:p>
     <w:p>
       <w:pPr>
@@ -766,14 +706,12 @@
         </w:numPr>
       </w:pPr>
       <w:hyperlink r:id="rId15">
-        <w:ins w:id="19" w:author="PR Preview" w:date="2026-01-01T00:00:00Z">
-          <w:r>
-            <w:rPr>
-              <w:rStyle w:val="Hyperlink"/>
-            </w:rPr>
-            <w:t xml:space="preserve">Writing for code review and software</w:t>
-          </w:r>
-        </w:ins>
+        <w:r>
+          <w:rPr>
+            <w:rStyle w:val="Hyperlink"/>
+          </w:rPr>
+          <w:t xml:space="preserve">Writing for code review and software</w:t>
+        </w:r>
       </w:hyperlink>
     </w:p>
     <w:p>
